--- a/docs/UPDATED_Smart_Workspace_Manager_Project_Document.docx
+++ b/docs/UPDATED_Smart_Workspace_Manager_Project_Document.docx
@@ -548,7 +548,7 @@
     </w:p>
     <w:p>
       <w:r>
-        <w:t>Smart Workspace Manager is one large, independent Python learning project that grows from a Python-first web application into a modern full-stack system. It is designed for a learner who already understands programming concepts through Java and needs practical exposure to Python syntax, Pythonic design, automation, data analysis, machine learning basics, SQL, databases, APIs, testing, frontend-backend integration, CI/CD, and cloud deployment.</w:t>
+        <w:t>Smart Workspace Manager is one large, independent Python learning project that grows from a Python-first web application into a modern full-stack system. It is designed for a learner who already understands programming concepts through Java and needs practical exposure to Python syntax, Pythonic design, automation, data analysis, SQL, databases, APIs, testing, frontend-backend integration, CI/CD, and cloud deployment.</w:t>
       </w:r>
     </w:p>
     <w:p>
@@ -1468,7 +1468,7 @@
                 <w:rFonts w:ascii="Aptos" w:hAnsi="Aptos"/>
                 <w:sz w:val="14"/>
               </w:rPr>
-              <w:t>Users can access only their own files, analyses, reports, and models.</w:t>
+              <w:t>Users can access only their own files, analyses, and reports.</w:t>
             </w:r>
           </w:p>
         </w:tc>
@@ -2194,7 +2194,7 @@
         <w:spacing w:after="20"/>
       </w:pPr>
       <w:r>
-        <w:t>Use pandas, NumPy, Plotly or matplotlib, and scikit-learn in a controlled data analysis workflow.</w:t>
+        <w:t>Use pandas, NumPy, Plotly, or matplotlib in a controlled data analysis workflow.</w:t>
       </w:r>
     </w:p>
     <w:p>
@@ -2248,7 +2248,7 @@
         <w:spacing w:after="20"/>
       </w:pPr>
       <w:r>
-        <w:t>Practice basic authorization using ownership checks for files, reports, analyses, and ML records.</w:t>
+        <w:t>Practice basic authorization using ownership checks for files, reports, and analyses.</w:t>
       </w:r>
     </w:p>
     <w:p>
@@ -2301,7 +2301,7 @@
         <w:spacing w:after="20"/>
       </w:pPr>
       <w:r>
-        <w:t>Dashboard, file upload, file library, automatic file organization, CSV analysis, visualizations, reports, settings, logs, and a basic ML lab.</w:t>
+        <w:t>Dashboard, file upload, file library, automatic file organization, CSV analysis, visualizations, reports, settings, logs.</w:t>
       </w:r>
     </w:p>
     <w:p>
@@ -2328,7 +2328,7 @@
         <w:spacing w:after="20"/>
       </w:pPr>
       <w:r>
-        <w:t>Small personal test datasets and lightweight model training.</w:t>
+        <w:t>Small personal test datasets for analysis and reporting.</w:t>
       </w:r>
     </w:p>
     <w:p>
@@ -2354,7 +2354,7 @@
         <w:spacing w:after="20"/>
       </w:pPr>
       <w:r>
-        <w:t>Large-scale data processing, deep learning, GPU workloads, or distributed computing.</w:t>
+        <w:t>Large-scale data processing or distributed computing.</w:t>
       </w:r>
     </w:p>
     <w:p>
@@ -3605,6 +3605,7 @@
               <w:right w:val="single" w:sz="4" w:color="D1D5DB"/>
             </w:tcBorders>
             <w:vAlign w:val="top"/>
+            <w:shd w:fill="F2F4F6"/>
           </w:tcPr>
           <w:p>
             <w:pPr>
@@ -3615,7 +3616,7 @@
                 <w:rFonts w:ascii="Aptos" w:hAnsi="Aptos"/>
                 <w:sz w:val="16"/>
               </w:rPr>
-              <w:t>ML Lab</w:t>
+              <w:t>Authentication</w:t>
             </w:r>
           </w:p>
         </w:tc>
@@ -3635,6 +3636,7 @@
               <w:right w:val="single" w:sz="4" w:color="D1D5DB"/>
             </w:tcBorders>
             <w:vAlign w:val="top"/>
+            <w:shd w:fill="F2F4F6"/>
           </w:tcPr>
           <w:p>
             <w:pPr>
@@ -3645,7 +3647,7 @@
                 <w:rFonts w:ascii="Aptos" w:hAnsi="Aptos"/>
                 <w:sz w:val="16"/>
               </w:rPr>
-              <w:t>Train one small classification or regression model, display metrics, save the model, and run sample predictions.</w:t>
+              <w:t>Personal user login, password hashing, token/session creation, and protected API routes.</w:t>
             </w:r>
           </w:p>
         </w:tc>
@@ -3667,7 +3669,6 @@
               <w:right w:val="single" w:sz="4" w:color="D1D5DB"/>
             </w:tcBorders>
             <w:vAlign w:val="top"/>
-            <w:shd w:fill="F2F4F6"/>
           </w:tcPr>
           <w:p>
             <w:pPr>
@@ -3678,7 +3679,7 @@
                 <w:rFonts w:ascii="Aptos" w:hAnsi="Aptos"/>
                 <w:sz w:val="16"/>
               </w:rPr>
-              <w:t>Authentication</w:t>
+              <w:t>Authorization</w:t>
             </w:r>
           </w:p>
         </w:tc>
@@ -3698,7 +3699,6 @@
               <w:right w:val="single" w:sz="4" w:color="D1D5DB"/>
             </w:tcBorders>
             <w:vAlign w:val="top"/>
-            <w:shd w:fill="F2F4F6"/>
           </w:tcPr>
           <w:p>
             <w:pPr>
@@ -3709,69 +3709,7 @@
                 <w:rFonts w:ascii="Aptos" w:hAnsi="Aptos"/>
                 <w:sz w:val="16"/>
               </w:rPr>
-              <w:t>Personal user login, password hashing, token/session creation, and protected API routes.</w:t>
-            </w:r>
-          </w:p>
-        </w:tc>
-      </w:tr>
-      <w:tr>
-        <w:tc>
-          <w:tcPr>
-            <w:tcW w:type="dxa" w:w="2088"/>
-            <w:tcMar>
-              <w:top w:w="60" w:type="dxa"/>
-              <w:start w:w="70" w:type="dxa"/>
-              <w:bottom w:w="60" w:type="dxa"/>
-              <w:end w:w="70" w:type="dxa"/>
-            </w:tcMar>
-            <w:tcBorders>
-              <w:top w:val="single" w:sz="4" w:color="D1D5DB"/>
-              <w:left w:val="single" w:sz="4" w:color="D1D5DB"/>
-              <w:bottom w:val="single" w:sz="4" w:color="D1D5DB"/>
-              <w:right w:val="single" w:sz="4" w:color="D1D5DB"/>
-            </w:tcBorders>
-            <w:vAlign w:val="top"/>
-          </w:tcPr>
-          <w:p>
-            <w:pPr>
-              <w:spacing w:after="0" w:line="240" w:lineRule="auto"/>
-            </w:pPr>
-            <w:r>
-              <w:rPr>
-                <w:rFonts w:ascii="Aptos" w:hAnsi="Aptos"/>
-                <w:sz w:val="16"/>
-              </w:rPr>
-              <w:t>Authorization</w:t>
-            </w:r>
-          </w:p>
-        </w:tc>
-        <w:tc>
-          <w:tcPr>
-            <w:tcW w:type="dxa" w:w="7416"/>
-            <w:tcMar>
-              <w:top w:w="60" w:type="dxa"/>
-              <w:start w:w="70" w:type="dxa"/>
-              <w:bottom w:w="60" w:type="dxa"/>
-              <w:end w:w="70" w:type="dxa"/>
-            </w:tcMar>
-            <w:tcBorders>
-              <w:top w:val="single" w:sz="4" w:color="D1D5DB"/>
-              <w:left w:val="single" w:sz="4" w:color="D1D5DB"/>
-              <w:bottom w:val="single" w:sz="4" w:color="D1D5DB"/>
-              <w:right w:val="single" w:sz="4" w:color="D1D5DB"/>
-            </w:tcBorders>
-            <w:vAlign w:val="top"/>
-          </w:tcPr>
-          <w:p>
-            <w:pPr>
-              <w:spacing w:after="0" w:line="240" w:lineRule="auto"/>
-            </w:pPr>
-            <w:r>
-              <w:rPr>
-                <w:rFonts w:ascii="Aptos" w:hAnsi="Aptos"/>
-                <w:sz w:val="16"/>
-              </w:rPr>
-              <w:t>Ownership checks so each user can access only their own files, analyses, reports, and models.</w:t>
+              <w:t>Ownership checks so each user can access only their own files, analyses, and reports.</w:t>
             </w:r>
           </w:p>
         </w:tc>
@@ -4012,15 +3950,6 @@
         <w:spacing w:after="20"/>
       </w:pPr>
       <w:r>
-        <w:t>The ML lab optionally trains a small model on an appropriate dataset.</w:t>
-      </w:r>
-    </w:p>
-    <w:p>
-      <w:pPr>
-        <w:pStyle w:val="ListNumber"/>
-        <w:spacing w:after="20"/>
-      </w:pPr>
-      <w:r>
         <w:t>In Phase 2, React requests all major operations through protected FastAPI endpoints.</w:t>
       </w:r>
     </w:p>
@@ -4141,11 +4070,10 @@
                 <w:color w:val="17365D"/>
               </w:rPr>
               <w:t>Service layer</w:t>
-            </w:r>
-            <w:r>
               <w:br/>
-              <w:t>backend/services/ contains file, analysis, report, automation, storage, and ML logic.</w:t>
-            </w:r>
+              <w:t>backend/services/ contains file, analysis, report, automation, and storage logic.</w:t>
+            </w:r>
+            <w:r/>
           </w:p>
         </w:tc>
       </w:tr>
@@ -5326,68 +5254,6 @@
               <w:right w:val="single" w:sz="4" w:color="D1D5DB"/>
             </w:tcBorders>
             <w:vAlign w:val="top"/>
-          </w:tcPr>
-          <w:p>
-            <w:pPr>
-              <w:spacing w:after="0" w:line="240" w:lineRule="auto"/>
-            </w:pPr>
-            <w:r>
-              <w:rPr>
-                <w:rFonts w:ascii="Aptos" w:hAnsi="Aptos"/>
-                <w:sz w:val="16"/>
-              </w:rPr>
-              <w:t>ML</w:t>
-            </w:r>
-          </w:p>
-        </w:tc>
-        <w:tc>
-          <w:tcPr>
-            <w:tcW w:type="dxa" w:w="6624"/>
-            <w:tcMar>
-              <w:top w:w="60" w:type="dxa"/>
-              <w:start w:w="70" w:type="dxa"/>
-              <w:bottom w:w="60" w:type="dxa"/>
-              <w:end w:w="70" w:type="dxa"/>
-            </w:tcMar>
-            <w:tcBorders>
-              <w:top w:val="single" w:sz="4" w:color="D1D5DB"/>
-              <w:left w:val="single" w:sz="4" w:color="D1D5DB"/>
-              <w:bottom w:val="single" w:sz="4" w:color="D1D5DB"/>
-              <w:right w:val="single" w:sz="4" w:color="D1D5DB"/>
-            </w:tcBorders>
-            <w:vAlign w:val="top"/>
-          </w:tcPr>
-          <w:p>
-            <w:pPr>
-              <w:spacing w:after="0" w:line="240" w:lineRule="auto"/>
-            </w:pPr>
-            <w:r>
-              <w:rPr>
-                <w:rFonts w:ascii="Aptos" w:hAnsi="Aptos"/>
-                <w:sz w:val="16"/>
-              </w:rPr>
-              <w:t>scikit-learn and joblib</w:t>
-            </w:r>
-          </w:p>
-        </w:tc>
-      </w:tr>
-      <w:tr>
-        <w:tc>
-          <w:tcPr>
-            <w:tcW w:type="dxa" w:w="2880"/>
-            <w:tcMar>
-              <w:top w:w="60" w:type="dxa"/>
-              <w:start w:w="70" w:type="dxa"/>
-              <w:bottom w:w="60" w:type="dxa"/>
-              <w:end w:w="70" w:type="dxa"/>
-            </w:tcMar>
-            <w:tcBorders>
-              <w:top w:val="single" w:sz="4" w:color="D1D5DB"/>
-              <w:left w:val="single" w:sz="4" w:color="D1D5DB"/>
-              <w:bottom w:val="single" w:sz="4" w:color="D1D5DB"/>
-              <w:right w:val="single" w:sz="4" w:color="D1D5DB"/>
-            </w:tcBorders>
-            <w:vAlign w:val="top"/>
             <w:shd w:fill="F2F4F6"/>
           </w:tcPr>
           <w:p>
@@ -6344,70 +6210,6 @@
                 <w:sz w:val="16"/>
               </w:rPr>
               <w:t>CSV/Excel/text or HTML summary export.</w:t>
-            </w:r>
-          </w:p>
-        </w:tc>
-      </w:tr>
-      <w:tr>
-        <w:tc>
-          <w:tcPr>
-            <w:tcW w:type="dxa" w:w="2088"/>
-            <w:tcMar>
-              <w:top w:w="60" w:type="dxa"/>
-              <w:start w:w="70" w:type="dxa"/>
-              <w:bottom w:w="60" w:type="dxa"/>
-              <w:end w:w="70" w:type="dxa"/>
-            </w:tcMar>
-            <w:tcBorders>
-              <w:top w:val="single" w:sz="4" w:color="D1D5DB"/>
-              <w:left w:val="single" w:sz="4" w:color="D1D5DB"/>
-              <w:bottom w:val="single" w:sz="4" w:color="D1D5DB"/>
-              <w:right w:val="single" w:sz="4" w:color="D1D5DB"/>
-            </w:tcBorders>
-            <w:vAlign w:val="top"/>
-            <w:shd w:fill="F2F4F6"/>
-          </w:tcPr>
-          <w:p>
-            <w:pPr>
-              <w:spacing w:after="0" w:line="240" w:lineRule="auto"/>
-            </w:pPr>
-            <w:r>
-              <w:rPr>
-                <w:rFonts w:ascii="Aptos" w:hAnsi="Aptos"/>
-                <w:sz w:val="16"/>
-              </w:rPr>
-              <w:t>ML</w:t>
-            </w:r>
-          </w:p>
-        </w:tc>
-        <w:tc>
-          <w:tcPr>
-            <w:tcW w:type="dxa" w:w="7416"/>
-            <w:tcMar>
-              <w:top w:w="60" w:type="dxa"/>
-              <w:start w:w="70" w:type="dxa"/>
-              <w:bottom w:w="60" w:type="dxa"/>
-              <w:end w:w="70" w:type="dxa"/>
-            </w:tcMar>
-            <w:tcBorders>
-              <w:top w:val="single" w:sz="4" w:color="D1D5DB"/>
-              <w:left w:val="single" w:sz="4" w:color="D1D5DB"/>
-              <w:bottom w:val="single" w:sz="4" w:color="D1D5DB"/>
-              <w:right w:val="single" w:sz="4" w:color="D1D5DB"/>
-            </w:tcBorders>
-            <w:vAlign w:val="top"/>
-            <w:shd w:fill="F2F4F6"/>
-          </w:tcPr>
-          <w:p>
-            <w:pPr>
-              <w:spacing w:after="0" w:line="240" w:lineRule="auto"/>
-            </w:pPr>
-            <w:r>
-              <w:rPr>
-                <w:rFonts w:ascii="Aptos" w:hAnsi="Aptos"/>
-                <w:sz w:val="16"/>
-              </w:rPr>
-              <w:t>One small supervised learning workflow on an appropriate sample dataset.</w:t>
             </w:r>
           </w:p>
         </w:tc>
@@ -6603,15 +6405,6 @@
         <w:spacing w:after="20"/>
       </w:pPr>
       <w:r>
-        <w:t>A lightweight ML demonstration can train, evaluate, save, and predict.</w:t>
-      </w:r>
-    </w:p>
-    <w:p>
-      <w:pPr>
-        <w:pStyle w:val="ListBullet"/>
-        <w:spacing w:after="20"/>
-      </w:pPr>
-      <w:r>
         <w:t>Tests pass for the main service functions.</w:t>
       </w:r>
     </w:p>
@@ -6918,7 +6711,7 @@
                 <w:rFonts w:ascii="Aptos" w:hAnsi="Aptos"/>
                 <w:sz w:val="15"/>
               </w:rPr>
-              <w:t>Files, analyses, reports, ML, authentication, authorization-aware access, and settings endpoints.</w:t>
+              <w:t>Files, analyses, reports, authentication, authorization-aware access, and settings endpoints.</w:t>
             </w:r>
           </w:p>
         </w:tc>
@@ -7360,7 +7153,7 @@
                 <w:rFonts w:ascii="Aptos" w:hAnsi="Aptos"/>
                 <w:sz w:val="15"/>
               </w:rPr>
-              <w:t>Ownership checks for files, reports, analysis jobs, and ML models.</w:t>
+              <w:t>Ownership checks for files, reports, and analysis jobs.</w:t>
             </w:r>
           </w:p>
         </w:tc>
@@ -8704,101 +8497,6 @@
                 <w:sz w:val="15"/>
               </w:rPr>
               <w:t>List generated reports owned by the user.</w:t>
-            </w:r>
-          </w:p>
-        </w:tc>
-      </w:tr>
-      <w:tr>
-        <w:tc>
-          <w:tcPr>
-            <w:tcW w:type="dxa" w:w="1008"/>
-            <w:tcMar>
-              <w:top w:w="60" w:type="dxa"/>
-              <w:start w:w="70" w:type="dxa"/>
-              <w:bottom w:w="60" w:type="dxa"/>
-              <w:end w:w="70" w:type="dxa"/>
-            </w:tcMar>
-            <w:tcBorders>
-              <w:top w:val="single" w:sz="4" w:color="D1D5DB"/>
-              <w:left w:val="single" w:sz="4" w:color="D1D5DB"/>
-              <w:bottom w:val="single" w:sz="4" w:color="D1D5DB"/>
-              <w:right w:val="single" w:sz="4" w:color="D1D5DB"/>
-            </w:tcBorders>
-            <w:vAlign w:val="top"/>
-            <w:shd w:fill="F2F4F6"/>
-          </w:tcPr>
-          <w:p>
-            <w:pPr>
-              <w:spacing w:after="0" w:line="240" w:lineRule="auto"/>
-            </w:pPr>
-            <w:r>
-              <w:rPr>
-                <w:rFonts w:ascii="Aptos" w:hAnsi="Aptos"/>
-                <w:sz w:val="15"/>
-              </w:rPr>
-              <w:t>POST</w:t>
-            </w:r>
-          </w:p>
-        </w:tc>
-        <w:tc>
-          <w:tcPr>
-            <w:tcW w:type="dxa" w:w="2952"/>
-            <w:tcMar>
-              <w:top w:w="60" w:type="dxa"/>
-              <w:start w:w="70" w:type="dxa"/>
-              <w:bottom w:w="60" w:type="dxa"/>
-              <w:end w:w="70" w:type="dxa"/>
-            </w:tcMar>
-            <w:tcBorders>
-              <w:top w:val="single" w:sz="4" w:color="D1D5DB"/>
-              <w:left w:val="single" w:sz="4" w:color="D1D5DB"/>
-              <w:bottom w:val="single" w:sz="4" w:color="D1D5DB"/>
-              <w:right w:val="single" w:sz="4" w:color="D1D5DB"/>
-            </w:tcBorders>
-            <w:vAlign w:val="top"/>
-            <w:shd w:fill="F2F4F6"/>
-          </w:tcPr>
-          <w:p>
-            <w:pPr>
-              <w:spacing w:after="0" w:line="240" w:lineRule="auto"/>
-            </w:pPr>
-            <w:r>
-              <w:rPr>
-                <w:rFonts w:ascii="Aptos" w:hAnsi="Aptos"/>
-                <w:sz w:val="15"/>
-              </w:rPr>
-              <w:t>/api/ml/train</w:t>
-            </w:r>
-          </w:p>
-        </w:tc>
-        <w:tc>
-          <w:tcPr>
-            <w:tcW w:type="dxa" w:w="5544"/>
-            <w:tcMar>
-              <w:top w:w="60" w:type="dxa"/>
-              <w:start w:w="70" w:type="dxa"/>
-              <w:bottom w:w="60" w:type="dxa"/>
-              <w:end w:w="70" w:type="dxa"/>
-            </w:tcMar>
-            <w:tcBorders>
-              <w:top w:val="single" w:sz="4" w:color="D1D5DB"/>
-              <w:left w:val="single" w:sz="4" w:color="D1D5DB"/>
-              <w:bottom w:val="single" w:sz="4" w:color="D1D5DB"/>
-              <w:right w:val="single" w:sz="4" w:color="D1D5DB"/>
-            </w:tcBorders>
-            <w:vAlign w:val="top"/>
-            <w:shd w:fill="F2F4F6"/>
-          </w:tcPr>
-          <w:p>
-            <w:pPr>
-              <w:spacing w:after="0" w:line="240" w:lineRule="auto"/>
-            </w:pPr>
-            <w:r>
-              <w:rPr>
-                <w:rFonts w:ascii="Aptos" w:hAnsi="Aptos"/>
-                <w:sz w:val="15"/>
-              </w:rPr>
-              <w:t>Run the small ML workflow.</w:t>
             </w:r>
           </w:p>
         </w:tc>
@@ -9713,7 +9411,7 @@
                 <w:rFonts w:ascii="Aptos" w:hAnsi="Aptos"/>
                 <w:sz w:val="16"/>
               </w:rPr>
-              <w:t>Shared compute with strict CPU/storage limits and no production SLA. Keep datasets and ML work small.</w:t>
+              <w:t>Shared compute with strict CPU/storage limits and no production SLA. Keep datasets and processing workloads small.</w:t>
             </w:r>
           </w:p>
         </w:tc>
@@ -9965,7 +9663,7 @@
                 <w:rFonts w:ascii="Aptos" w:hAnsi="Aptos"/>
                 <w:sz w:val="16"/>
               </w:rPr>
-              <w:t>Keep datasets, models, reports, and concurrent work small; delete unnecessary files and monitor quotas.</w:t>
+              <w:t>Keep datasets, reports, and concurrent work small; delete unnecessary files and monitor quotas.</w:t>
             </w:r>
           </w:p>
         </w:tc>
@@ -11220,68 +10918,6 @@
           </w:p>
         </w:tc>
       </w:tr>
-      <w:tr>
-        <w:tc>
-          <w:tcPr>
-            <w:tcW w:type="dxa" w:w="2232"/>
-            <w:tcMar>
-              <w:top w:w="60" w:type="dxa"/>
-              <w:start w:w="70" w:type="dxa"/>
-              <w:bottom w:w="60" w:type="dxa"/>
-              <w:end w:w="70" w:type="dxa"/>
-            </w:tcMar>
-            <w:tcBorders>
-              <w:top w:val="single" w:sz="4" w:color="D1D5DB"/>
-              <w:left w:val="single" w:sz="4" w:color="D1D5DB"/>
-              <w:bottom w:val="single" w:sz="4" w:color="D1D5DB"/>
-              <w:right w:val="single" w:sz="4" w:color="D1D5DB"/>
-            </w:tcBorders>
-            <w:vAlign w:val="top"/>
-          </w:tcPr>
-          <w:p>
-            <w:pPr>
-              <w:spacing w:after="0" w:line="240" w:lineRule="auto"/>
-            </w:pPr>
-            <w:r>
-              <w:rPr>
-                <w:rFonts w:ascii="Aptos" w:hAnsi="Aptos"/>
-                <w:sz w:val="16"/>
-              </w:rPr>
-              <w:t>ml_models</w:t>
-            </w:r>
-          </w:p>
-        </w:tc>
-        <w:tc>
-          <w:tcPr>
-            <w:tcW w:type="dxa" w:w="7272"/>
-            <w:tcMar>
-              <w:top w:w="60" w:type="dxa"/>
-              <w:start w:w="70" w:type="dxa"/>
-              <w:bottom w:w="60" w:type="dxa"/>
-              <w:end w:w="70" w:type="dxa"/>
-            </w:tcMar>
-            <w:tcBorders>
-              <w:top w:val="single" w:sz="4" w:color="D1D5DB"/>
-              <w:left w:val="single" w:sz="4" w:color="D1D5DB"/>
-              <w:bottom w:val="single" w:sz="4" w:color="D1D5DB"/>
-              <w:right w:val="single" w:sz="4" w:color="D1D5DB"/>
-            </w:tcBorders>
-            <w:vAlign w:val="top"/>
-          </w:tcPr>
-          <w:p>
-            <w:pPr>
-              <w:spacing w:after="0" w:line="240" w:lineRule="auto"/>
-            </w:pPr>
-            <w:r>
-              <w:rPr>
-                <w:rFonts w:ascii="Aptos" w:hAnsi="Aptos"/>
-                <w:sz w:val="16"/>
-              </w:rPr>
-              <w:t>Model name, owner, task type, feature/target description, metrics, path, and timestamp.</w:t>
-            </w:r>
-          </w:p>
-        </w:tc>
-      </w:tr>
     </w:tbl>
     <w:p>
       <w:pPr>
@@ -12784,132 +12420,6 @@
                 <w:sz w:val="16"/>
               </w:rPr>
               <w:t>Optional basic plotting and report images.</w:t>
-            </w:r>
-          </w:p>
-        </w:tc>
-      </w:tr>
-      <w:tr>
-        <w:tc>
-          <w:tcPr>
-            <w:tcW w:type="dxa" w:w="2520"/>
-            <w:tcMar>
-              <w:top w:w="60" w:type="dxa"/>
-              <w:start w:w="70" w:type="dxa"/>
-              <w:bottom w:w="60" w:type="dxa"/>
-              <w:end w:w="70" w:type="dxa"/>
-            </w:tcMar>
-            <w:tcBorders>
-              <w:top w:val="single" w:sz="4" w:color="D1D5DB"/>
-              <w:left w:val="single" w:sz="4" w:color="D1D5DB"/>
-              <w:bottom w:val="single" w:sz="4" w:color="D1D5DB"/>
-              <w:right w:val="single" w:sz="4" w:color="D1D5DB"/>
-            </w:tcBorders>
-            <w:vAlign w:val="top"/>
-            <w:shd w:fill="F2F4F6"/>
-          </w:tcPr>
-          <w:p>
-            <w:pPr>
-              <w:spacing w:after="0" w:line="240" w:lineRule="auto"/>
-            </w:pPr>
-            <w:r>
-              <w:rPr>
-                <w:rFonts w:ascii="Aptos" w:hAnsi="Aptos"/>
-                <w:sz w:val="16"/>
-              </w:rPr>
-              <w:t>scikit-learn</w:t>
-            </w:r>
-          </w:p>
-        </w:tc>
-        <w:tc>
-          <w:tcPr>
-            <w:tcW w:type="dxa" w:w="6984"/>
-            <w:tcMar>
-              <w:top w:w="60" w:type="dxa"/>
-              <w:start w:w="70" w:type="dxa"/>
-              <w:bottom w:w="60" w:type="dxa"/>
-              <w:end w:w="70" w:type="dxa"/>
-            </w:tcMar>
-            <w:tcBorders>
-              <w:top w:val="single" w:sz="4" w:color="D1D5DB"/>
-              <w:left w:val="single" w:sz="4" w:color="D1D5DB"/>
-              <w:bottom w:val="single" w:sz="4" w:color="D1D5DB"/>
-              <w:right w:val="single" w:sz="4" w:color="D1D5DB"/>
-            </w:tcBorders>
-            <w:vAlign w:val="top"/>
-            <w:shd w:fill="F2F4F6"/>
-          </w:tcPr>
-          <w:p>
-            <w:pPr>
-              <w:spacing w:after="0" w:line="240" w:lineRule="auto"/>
-            </w:pPr>
-            <w:r>
-              <w:rPr>
-                <w:rFonts w:ascii="Aptos" w:hAnsi="Aptos"/>
-                <w:sz w:val="16"/>
-              </w:rPr>
-              <w:t>Basic classification/regression workflow.</w:t>
-            </w:r>
-          </w:p>
-        </w:tc>
-      </w:tr>
-      <w:tr>
-        <w:tc>
-          <w:tcPr>
-            <w:tcW w:type="dxa" w:w="2520"/>
-            <w:tcMar>
-              <w:top w:w="60" w:type="dxa"/>
-              <w:start w:w="70" w:type="dxa"/>
-              <w:bottom w:w="60" w:type="dxa"/>
-              <w:end w:w="70" w:type="dxa"/>
-            </w:tcMar>
-            <w:tcBorders>
-              <w:top w:val="single" w:sz="4" w:color="D1D5DB"/>
-              <w:left w:val="single" w:sz="4" w:color="D1D5DB"/>
-              <w:bottom w:val="single" w:sz="4" w:color="D1D5DB"/>
-              <w:right w:val="single" w:sz="4" w:color="D1D5DB"/>
-            </w:tcBorders>
-            <w:vAlign w:val="top"/>
-          </w:tcPr>
-          <w:p>
-            <w:pPr>
-              <w:spacing w:after="0" w:line="240" w:lineRule="auto"/>
-            </w:pPr>
-            <w:r>
-              <w:rPr>
-                <w:rFonts w:ascii="Aptos" w:hAnsi="Aptos"/>
-                <w:sz w:val="16"/>
-              </w:rPr>
-              <w:t>joblib</w:t>
-            </w:r>
-          </w:p>
-        </w:tc>
-        <w:tc>
-          <w:tcPr>
-            <w:tcW w:type="dxa" w:w="6984"/>
-            <w:tcMar>
-              <w:top w:w="60" w:type="dxa"/>
-              <w:start w:w="70" w:type="dxa"/>
-              <w:bottom w:w="60" w:type="dxa"/>
-              <w:end w:w="70" w:type="dxa"/>
-            </w:tcMar>
-            <w:tcBorders>
-              <w:top w:val="single" w:sz="4" w:color="D1D5DB"/>
-              <w:left w:val="single" w:sz="4" w:color="D1D5DB"/>
-              <w:bottom w:val="single" w:sz="4" w:color="D1D5DB"/>
-              <w:right w:val="single" w:sz="4" w:color="D1D5DB"/>
-            </w:tcBorders>
-            <w:vAlign w:val="top"/>
-          </w:tcPr>
-          <w:p>
-            <w:pPr>
-              <w:spacing w:after="0" w:line="240" w:lineRule="auto"/>
-            </w:pPr>
-            <w:r>
-              <w:rPr>
-                <w:rFonts w:ascii="Aptos" w:hAnsi="Aptos"/>
-                <w:sz w:val="16"/>
-              </w:rPr>
-              <w:t>Saving and loading small ML models.</w:t>
             </w:r>
           </w:p>
         </w:tc>
@@ -15199,7 +14709,7 @@
                 <w:rFonts w:ascii="Aptos" w:hAnsi="Aptos"/>
                 <w:sz w:val="15"/>
               </w:rPr>
-              <w:t>User cannot access another user's files, reports, analyses, or models.</w:t>
+              <w:t>User cannot access another user's files, reports, or analyses.</w:t>
             </w:r>
           </w:p>
         </w:tc>
@@ -16269,70 +15779,6 @@
               <w:right w:val="single" w:sz="4" w:color="D1D5DB"/>
             </w:tcBorders>
             <w:vAlign w:val="top"/>
-            <w:shd w:fill="F2F4F6"/>
-          </w:tcPr>
-          <w:p>
-            <w:pPr>
-              <w:spacing w:after="0" w:line="240" w:lineRule="auto"/>
-            </w:pPr>
-            <w:r>
-              <w:rPr>
-                <w:rFonts w:ascii="Aptos" w:hAnsi="Aptos"/>
-                <w:sz w:val="15"/>
-              </w:rPr>
-              <w:t>Machine learning</w:t>
-            </w:r>
-          </w:p>
-        </w:tc>
-        <w:tc>
-          <w:tcPr>
-            <w:tcW w:type="dxa" w:w="7416"/>
-            <w:tcMar>
-              <w:top w:w="60" w:type="dxa"/>
-              <w:start w:w="70" w:type="dxa"/>
-              <w:bottom w:w="60" w:type="dxa"/>
-              <w:end w:w="70" w:type="dxa"/>
-            </w:tcMar>
-            <w:tcBorders>
-              <w:top w:val="single" w:sz="4" w:color="D1D5DB"/>
-              <w:left w:val="single" w:sz="4" w:color="D1D5DB"/>
-              <w:bottom w:val="single" w:sz="4" w:color="D1D5DB"/>
-              <w:right w:val="single" w:sz="4" w:color="D1D5DB"/>
-            </w:tcBorders>
-            <w:vAlign w:val="top"/>
-            <w:shd w:fill="F2F4F6"/>
-          </w:tcPr>
-          <w:p>
-            <w:pPr>
-              <w:spacing w:after="0" w:line="240" w:lineRule="auto"/>
-            </w:pPr>
-            <w:r>
-              <w:rPr>
-                <w:rFonts w:ascii="Aptos" w:hAnsi="Aptos"/>
-                <w:sz w:val="15"/>
-              </w:rPr>
-              <w:t>Feature/target selection, train/test split, fitting, prediction, metrics, persistence, and limitations.</w:t>
-            </w:r>
-          </w:p>
-        </w:tc>
-      </w:tr>
-      <w:tr>
-        <w:tc>
-          <w:tcPr>
-            <w:tcW w:type="dxa" w:w="2088"/>
-            <w:tcMar>
-              <w:top w:w="60" w:type="dxa"/>
-              <w:start w:w="70" w:type="dxa"/>
-              <w:bottom w:w="60" w:type="dxa"/>
-              <w:end w:w="70" w:type="dxa"/>
-            </w:tcMar>
-            <w:tcBorders>
-              <w:top w:val="single" w:sz="4" w:color="D1D5DB"/>
-              <w:left w:val="single" w:sz="4" w:color="D1D5DB"/>
-              <w:bottom w:val="single" w:sz="4" w:color="D1D5DB"/>
-              <w:right w:val="single" w:sz="4" w:color="D1D5DB"/>
-            </w:tcBorders>
-            <w:vAlign w:val="top"/>
           </w:tcPr>
           <w:p>
             <w:pPr>
@@ -16994,70 +16440,6 @@
               <w:right w:val="single" w:sz="4" w:color="D1D5DB"/>
             </w:tcBorders>
             <w:vAlign w:val="top"/>
-            <w:shd w:fill="F2F4F6"/>
-          </w:tcPr>
-          <w:p>
-            <w:pPr>
-              <w:spacing w:after="0" w:line="240" w:lineRule="auto"/>
-            </w:pPr>
-            <w:r>
-              <w:rPr>
-                <w:rFonts w:ascii="Aptos" w:hAnsi="Aptos"/>
-                <w:sz w:val="16"/>
-              </w:rPr>
-              <w:t>Deep learning</w:t>
-            </w:r>
-          </w:p>
-        </w:tc>
-        <w:tc>
-          <w:tcPr>
-            <w:tcW w:type="dxa" w:w="7128"/>
-            <w:tcMar>
-              <w:top w:w="60" w:type="dxa"/>
-              <w:start w:w="70" w:type="dxa"/>
-              <w:bottom w:w="60" w:type="dxa"/>
-              <w:end w:w="70" w:type="dxa"/>
-            </w:tcMar>
-            <w:tcBorders>
-              <w:top w:val="single" w:sz="4" w:color="D1D5DB"/>
-              <w:left w:val="single" w:sz="4" w:color="D1D5DB"/>
-              <w:bottom w:val="single" w:sz="4" w:color="D1D5DB"/>
-              <w:right w:val="single" w:sz="4" w:color="D1D5DB"/>
-            </w:tcBorders>
-            <w:vAlign w:val="top"/>
-            <w:shd w:fill="F2F4F6"/>
-          </w:tcPr>
-          <w:p>
-            <w:pPr>
-              <w:spacing w:after="0" w:line="240" w:lineRule="auto"/>
-            </w:pPr>
-            <w:r>
-              <w:rPr>
-                <w:rFonts w:ascii="Aptos" w:hAnsi="Aptos"/>
-                <w:sz w:val="16"/>
-              </w:rPr>
-              <w:t>PyTorch/TensorFlow and large neural models require a separate focused project.</w:t>
-            </w:r>
-          </w:p>
-        </w:tc>
-      </w:tr>
-      <w:tr>
-        <w:tc>
-          <w:tcPr>
-            <w:tcW w:type="dxa" w:w="2376"/>
-            <w:tcMar>
-              <w:top w:w="60" w:type="dxa"/>
-              <w:start w:w="70" w:type="dxa"/>
-              <w:bottom w:w="60" w:type="dxa"/>
-              <w:end w:w="70" w:type="dxa"/>
-            </w:tcMar>
-            <w:tcBorders>
-              <w:top w:val="single" w:sz="4" w:color="D1D5DB"/>
-              <w:left w:val="single" w:sz="4" w:color="D1D5DB"/>
-              <w:bottom w:val="single" w:sz="4" w:color="D1D5DB"/>
-              <w:right w:val="single" w:sz="4" w:color="D1D5DB"/>
-            </w:tcBorders>
-            <w:vAlign w:val="top"/>
           </w:tcPr>
           <w:p>
             <w:pPr>
@@ -17887,7 +17269,7 @@
                 <w:rFonts w:ascii="Aptos" w:hAnsi="Aptos"/>
                 <w:sz w:val="16"/>
               </w:rPr>
-              <w:t>File management, analysis, reporting, and basic ML features.</w:t>
+              <w:t>File management, analysis, and reporting features.</w:t>
             </w:r>
           </w:p>
         </w:tc>
@@ -18863,7 +18245,7 @@
                 <w:rFonts w:ascii="Aptos" w:hAnsi="Aptos"/>
                 <w:sz w:val="14"/>
               </w:rPr>
-              <w:t>Use strict MVP criteria; treat PDF, advanced ML, jobs, and Docker as optional.</w:t>
+              <w:t>Use strict MVP criteria; treat PDF, jobs, and Docker as optional.</w:t>
             </w:r>
           </w:p>
         </w:tc>
@@ -19145,7 +18527,7 @@
                 <w:rFonts w:ascii="Aptos" w:hAnsi="Aptos"/>
                 <w:sz w:val="14"/>
               </w:rPr>
-              <w:t>Use small datasets, avoid repeated training, and repurpose rather than duplicate F1 apps.</w:t>
+              <w:t>Use small datasets and repurpose rather than duplicate F1 apps.</w:t>
             </w:r>
           </w:p>
         </w:tc>
@@ -20903,15 +20285,6 @@
       </w:pPr>
       <w:r>
         <w:t>pandas documentation: https://pandas.pydata.org/docs/</w:t>
-      </w:r>
-    </w:p>
-    <w:p>
-      <w:pPr>
-        <w:pStyle w:val="ListBullet"/>
-        <w:spacing w:after="20"/>
-      </w:pPr>
-      <w:r>
-        <w:t>scikit-learn documentation: https://scikit-learn.org/stable/</w:t>
       </w:r>
     </w:p>
     <w:p>
